--- a/hoso-sang-kien/docx/04-De-cuong-so-bo-sang-kien.docx
+++ b/hoso-sang-kien/docx/04-De-cuong-so-bo-sang-kien.docx
@@ -140,7 +140,7 @@
                 <w:i w:val="0"/>
                 <w:sz w:val="28"/>
               </w:rPr>
-              <w:t>BỘ CÔNG CỤ BẢO ĐẢM AN TOÀN THÔNG TIN VÀ QUYỀN RIÊNG TƯ DỮ LIỆU TRÊN THIẾT BỊ DI ĐỘNG (SECUREVAULT MOBILE)</w:t>
+              <w:t>BỘ CÔNG CỤ BẢO ĐẢM AN TOÀN THÔNG TIN VÀ QUYỀN RIÊNG TƯ DỮ LIỆU ĐA NỀN TẢNG (SECUREVAULT)</w:t>
             </w:r>
           </w:p>
           <w:p>
@@ -386,7 +386,48 @@
           <w:i w:val="0"/>
           <w:sz w:val="26"/>
         </w:rPr>
-        <w:t>Bộ công cụ bảo đảm an toàn thông tin và quyền riêng tư dữ liệu trên thiết bị di động (SecureVault Mobile)</w:t>
+        <w:t>Bộ công cụ bảo đảm an toàn thông tin và quyền riêng tư dữ liệu đa nền tảng (SecureVault)</w:t>
+      </w:r>
+    </w:p>
+    <w:p>
+      <w:pPr>
+        <w:ind w:firstLine="454"/>
+      </w:pPr>
+      <w:r>
+        <w:rPr>
+          <w:rFonts w:ascii="Times New Roman" w:hAnsi="Times New Roman" w:eastAsia="Times New Roman"/>
+          <w:b w:val="0"/>
+          <w:i/>
+          <w:sz w:val="26"/>
+        </w:rPr>
+        <w:t>Về tên gọi và trọng tâm.</w:t>
+      </w:r>
+      <w:r>
+        <w:rPr>
+          <w:rFonts w:ascii="Times New Roman" w:hAnsi="Times New Roman" w:eastAsia="Times New Roman"/>
+          <w:b w:val="0"/>
+          <w:i w:val="0"/>
+          <w:sz w:val="26"/>
+        </w:rPr>
+        <w:t xml:space="preserve"> Tên sáng kiến nói “đa nền tảng” vì sản phẩm dùng chung một lõi nghiệp vụ và một định dạng dữ liệu cho cả bản trên máy tính lẫn bản trên thiết bị di động. Trọng tâm của sáng kiến vẫn là </w:t>
+      </w:r>
+      <w:r>
+        <w:rPr>
+          <w:rFonts w:ascii="Times New Roman" w:hAnsi="Times New Roman" w:eastAsia="Times New Roman"/>
+          <w:b w:val="0"/>
+          <w:i/>
+          <w:sz w:val="26"/>
+        </w:rPr>
+        <w:t>bản di động</w:t>
+      </w:r>
+      <w:r>
+        <w:rPr>
+          <w:rFonts w:ascii="Times New Roman" w:hAnsi="Times New Roman" w:eastAsia="Times New Roman"/>
+          <w:b w:val="0"/>
+          <w:i w:val="0"/>
+          <w:sz w:val="26"/>
+        </w:rPr>
+        <w:t xml:space="preserve"> — nơi tồn tại rào cản kỹ thuật mà giải pháp phải giải quyết (Phần I mục 4); bản máy tính giữ vai trò đối chứng và mở rộng phạm vi sử dụng (Phần III mục 4).</w:t>
       </w:r>
     </w:p>
     <w:p>
@@ -2820,7 +2861,7 @@
           <w:color w:val="4B5768"/>
           <w:sz w:val="23"/>
         </w:rPr>
-        <w:t>Hình 2. Kiến trúc phân lớp dự kiến của sản phẩm</w:t>
+        <w:t>Hình 2. Kiến trúc phân lớp dự kiến của SecureVault</w:t>
       </w:r>
     </w:p>
     <w:p>
